--- a/teacher-tools/activity-guides/4-5-activity-teacher.docx
+++ b/teacher-tools/activity-guides/4-5-activity-teacher.docx
@@ -781,7 +781,7 @@
           <w:sz w:val="22"/>
           <w:szCs w:val="22"/>
         </w:rPr>
-        <w:t xml:space="preserve">Level 2 Extension — Best Deal &amp; Tax Mistake · Error Analysis</w:t>
+        <w:t xml:space="preserve">Level 2 Extension — Tax-on-Discounted-Price Mistake · Error Analysis</w:t>
       </w:r>
     </w:p>
     <w:p>
@@ -900,7 +900,7 @@
           <w:sz w:val="22"/>
           <w:szCs w:val="22"/>
         </w:rPr>
-        <w:t xml:space="preserve">Correct: Tax must be charged on the price you actually pay ($72), not the original $90. Tax = 0.06 x 72 = 4.32. Final price = 72 + 4.32 = $76.32. The best deal here is the correct $76.32 because tax should be applied to the discounted price, not the original price.</w:t>
+        <w:t xml:space="preserve">Correct: Tax must be charged on the price you actually pay ($72), not the original $90. Tax = 0.06 x 72 = 4.32. Final price = 72 + 4.32 = $76.32.</w:t>
       </w:r>
     </w:p>
     <w:p>

--- a/teacher-tools/activity-guides/4-5-activity-teacher.docx
+++ b/teacher-tools/activity-guides/4-5-activity-teacher.docx
@@ -46,7 +46,7 @@
           <w:sz w:val="20"/>
           <w:szCs w:val="20"/>
         </w:rPr>
-        <w:t xml:space="preserve">Lesson 4-5 — Use Percent to Solve Problems  ·  6.RP.3c</w:t>
+        <w:t xml:space="preserve">Lesson 4-5 — Use Percent to Solve Problems  ·  6.AT.4</w:t>
       </w:r>
     </w:p>
     <w:p>
@@ -781,7 +781,7 @@
           <w:sz w:val="22"/>
           <w:szCs w:val="22"/>
         </w:rPr>
-        <w:t xml:space="preserve">Level 2 Extension — Best Deal &amp; Tax Mistake · Error Analysis</w:t>
+        <w:t xml:space="preserve">Level 2 Extension — Tax-on-Discounted-Price Mistake · Error Analysis</w:t>
       </w:r>
     </w:p>
     <w:p>
@@ -900,7 +900,7 @@
           <w:sz w:val="22"/>
           <w:szCs w:val="22"/>
         </w:rPr>
-        <w:t xml:space="preserve">Correct: Tax must be charged on the price you actually pay ($72), not the original $90. Tax = 0.06 x 72 = 4.32. Final price = 72 + 4.32 = $76.32. The best deal here is the correct $76.32 because tax should be applied to the discounted price, not the original price.</w:t>
+        <w:t xml:space="preserve">Correct: Tax must be charged on the price you actually pay ($72), not the original $90. Tax = 0.06 x 72 = 4.32. Final price = 72 + 4.32 = $76.32.</w:t>
       </w:r>
     </w:p>
     <w:p>
